--- a/MECH151_techDesign/unitQuizzes/MECH151_Unit_Competency_Questions.docx
+++ b/MECH151_techDesign/unitQuizzes/MECH151_Unit_Competency_Questions.docx
@@ -51,7 +51,7 @@
         <w:spacing w:after="200"/>
       </w:pPr>
       <w:r>
-        <w:t xml:space="preserve">Each unit below carries five questions blending recall (multiple choice / identification), explanation (short answer), and applied reasoning (scenario, calculation, or design judgment), matching the four unit quizzes on the syllabus (Weeks 7, 10, 13, 16). A single answer key with brief rationale for every question, grouped by unit, appears at the end of this document.</w:t>
+        <w:t>Each unit below carries five questions blending recall (multiple choice / identification), explanation (short answer), and applied reasoning (scenario, calculation, or design judgment), matching the three unit quizzes on the syllabus (Weeks 8, 11, 16). A single answer key with brief rationale for every question, grouped by unit, appears at the end of this document.</w:t>
       </w:r>
     </w:p>
     <w:p>
@@ -84,7 +84,7 @@
           <w:sz w:val="20"/>
           <w:szCs w:val="20"/>
         </w:rPr>
-        <w:t xml:space="preserve">Weeks 4–7. Assessment: Unit 1 Quiz, Week 7.</w:t>
+        <w:t>Weeks 4–8. Assessment: Unit 1 Quiz, Week 8.</w:t>
       </w:r>
     </w:p>
     <w:p>
@@ -322,7 +322,7 @@
           <w:bCs/>
           <w:color w:val="1e3a5f"/>
         </w:rPr>
-        <w:t xml:space="preserve">Unit 2 — CAD Advanced</w:t>
+        <w:t>Unit 2 — Design for Assembly (DFA)</w:t>
       </w:r>
     </w:p>
     <w:p>
@@ -337,7 +337,7 @@
           <w:sz w:val="20"/>
           <w:szCs w:val="20"/>
         </w:rPr>
-        <w:t xml:space="preserve">Weeks 7–10. Assessment: Unit 2 Quiz, Week 10.</w:t>
+        <w:t>Weeks 8–11. Assessment: Unit 2 Quiz, Week 11.</w:t>
       </w:r>
     </w:p>
     <w:p>
@@ -357,95 +357,15 @@
           <w:iCs/>
           <w:color w:val="374151"/>
         </w:rPr>
-        <w:t xml:space="preserve">  —  Multiple Choice — Section Views</w:t>
-      </w:r>
-    </w:p>
-    <w:p>
-      <w:pPr>
-        <w:spacing w:after="60"/>
-      </w:pPr>
-      <w:r>
-        <w:t xml:space="preserve">A cutting plane for a section view passes directly through a rib on a part. According to standard drafting convention, how should the rib appear in the section view?</w:t>
-      </w:r>
-    </w:p>
-    <w:p>
-      <w:pPr>
-        <w:spacing w:after="40"/>
-        <w:ind w:left="576"/>
-      </w:pPr>
-      <w:r>
-        <w:rPr>
-          <w:b w:val="false"/>
-          <w:bCs w:val="false"/>
-        </w:rPr>
-        <w:t xml:space="preserve">A. </w:t>
-      </w:r>
-      <w:r>
-        <w:rPr>
-          <w:b w:val="false"/>
-          <w:bCs w:val="false"/>
-        </w:rPr>
-        <w:t xml:space="preserve">Hatched, exactly like the solid material around it</w:t>
-      </w:r>
-    </w:p>
-    <w:p>
-      <w:pPr>
-        <w:spacing w:after="40"/>
-        <w:ind w:left="576"/>
-      </w:pPr>
-      <w:r>
-        <w:rPr>
-          <w:b w:val="false"/>
-          <w:bCs w:val="false"/>
-        </w:rPr>
-        <w:t xml:space="preserve">B. </w:t>
-      </w:r>
-      <w:r>
-        <w:rPr>
-          <w:b w:val="false"/>
-          <w:bCs w:val="false"/>
-        </w:rPr>
-        <w:t xml:space="preserve">Not hatched — ribs, webs, fasteners, shafts, and pins are conventionally left unhatched even when the cutting plane passes through them</w:t>
-      </w:r>
-    </w:p>
-    <w:p>
-      <w:pPr>
-        <w:spacing w:after="40"/>
-        <w:ind w:left="576"/>
-      </w:pPr>
-      <w:r>
-        <w:rPr>
-          <w:b w:val="false"/>
-          <w:bCs w:val="false"/>
-        </w:rPr>
-        <w:t xml:space="preserve">C. </w:t>
-      </w:r>
-      <w:r>
-        <w:rPr>
-          <w:b w:val="false"/>
-          <w:bCs w:val="false"/>
-        </w:rPr>
-        <w:t xml:space="preserve">Shown with a dashed hidden-line outline only</w:t>
-      </w:r>
-    </w:p>
-    <w:p>
-      <w:pPr>
-        <w:spacing w:after="40"/>
-        <w:ind w:left="576"/>
-      </w:pPr>
-      <w:r>
-        <w:rPr>
-          <w:b w:val="false"/>
-          <w:bCs w:val="false"/>
-        </w:rPr>
-        <w:t xml:space="preserve">D. </w:t>
-      </w:r>
-      <w:r>
-        <w:rPr>
-          <w:b w:val="false"/>
-          <w:bCs w:val="false"/>
-        </w:rPr>
-        <w:t xml:space="preserve">Omitted from the section view entirely</w:t>
+        <w:t xml:space="preserve">  —  Short Answer — Mates &amp; DOF</w:t>
+      </w:r>
+    </w:p>
+    <w:p>
+      <w:pPr>
+        <w:spacing w:after="60"/>
+      </w:pPr>
+      <w:r>
+        <w:t xml:space="preserve">A free rigid body has 6 degrees of freedom. Explain how a concentric mate plus a coincident mate, applied together to two cylindrical parts being assembled, reduce those degrees of freedom.</w:t>
       </w:r>
     </w:p>
     <w:p>
@@ -465,15 +385,15 @@
           <w:iCs/>
           <w:color w:val="374151"/>
         </w:rPr>
-        <w:t xml:space="preserve">  —  Applied — Auxiliary Views</w:t>
-      </w:r>
-    </w:p>
-    <w:p>
-      <w:pPr>
-        <w:spacing w:after="60"/>
-      </w:pPr>
-      <w:r>
-        <w:t xml:space="preserve">When is an auxiliary view needed instead of relying on the six principal (orthographic) views, and what does the reference-plane method accomplish when constructing one?</w:t>
+        <w:t xml:space="preserve">  —  Applied — Joining Method Selection</w:t>
+      </w:r>
+    </w:p>
+    <w:p>
+      <w:pPr>
+        <w:spacing w:after="60"/>
+      </w:pPr>
+      <w:r>
+        <w:t xml:space="preserve">You are designing a 3D-printed plastic enclosure that must be assembled and disassembled multiple times for maintenance, using threaded fasteners into printed bosses. What minimum thread engagement depth should you plan for relative to the screw diameter, and why might a heat-set threaded insert be preferred over threading directly into the printed plastic?</w:t>
       </w:r>
     </w:p>
     <w:p>
@@ -493,15 +413,15 @@
           <w:iCs/>
           <w:color w:val="374151"/>
         </w:rPr>
-        <w:t xml:space="preserve">  —  Short Answer — Thread Notes</w:t>
-      </w:r>
-    </w:p>
-    <w:p>
-      <w:pPr>
-        <w:spacing w:after="60"/>
-      </w:pPr>
-      <w:r>
-        <w:t xml:space="preserve">Decode the thread callout “1/4-20 UNC-2A.” Identify what each part of this designation specifies.</w:t>
+        <w:t xml:space="preserve">  —  Applied — Joining Method Selection</w:t>
+      </w:r>
+    </w:p>
+    <w:p>
+      <w:pPr>
+        <w:spacing w:after="60"/>
+      </w:pPr>
+      <w:r>
+        <w:t xml:space="preserve">A design needs a joint that flexes repeatedly to allow opening and closing, without a separate hinge pin or hardware. Which joining approach fits this need, what is this joint type called, and which two plastics are specifically noted as tolerating repeated flexing?</w:t>
       </w:r>
     </w:p>
     <w:p>
@@ -521,15 +441,15 @@
           <w:iCs/>
           <w:color w:val="374151"/>
         </w:rPr>
-        <w:t xml:space="preserve">  —  Applied — Fits</w:t>
-      </w:r>
-    </w:p>
-    <w:p>
-      <w:pPr>
-        <w:spacing w:after="60"/>
-      </w:pPr>
-      <w:r>
-        <w:t xml:space="preserve">A shaft-and-hole pair is specified as ⌀ 25 H7/p6. Is this a clearance or interference fit? Contrast it with ⌀ 25 H11/c11, and describe what physically happens when you try to assemble each pair.</w:t>
+        <w:t xml:space="preserve">  —  Short Answer — DFA / BOM</w:t>
+      </w:r>
+    </w:p>
+    <w:p>
+      <w:pPr>
+        <w:spacing w:after="60"/>
+      </w:pPr>
+      <w:r>
+        <w:t xml:space="preserve">Using a housing / cover plate / gasket / fastener BOM as a reference, explain why both “reducing part count” and “preferring off-the-shelf components” are DFA principles that reduce assembly cost.</w:t>
       </w:r>
     </w:p>
     <w:p>
@@ -549,95 +469,15 @@
           <w:iCs/>
           <w:color w:val="374151"/>
         </w:rPr>
-        <w:t xml:space="preserve">  —  Multiple Choice — Tolerancing Notation</w:t>
-      </w:r>
-    </w:p>
-    <w:p>
-      <w:pPr>
-        <w:spacing w:after="60"/>
-      </w:pPr>
-      <w:r>
-        <w:t xml:space="preserve">Which notation denotes a basic (theoretically exact, GD&amp;T-referenced) dimension, as opposed to a reference dimension shown for information only?</w:t>
-      </w:r>
-    </w:p>
-    <w:p>
-      <w:pPr>
-        <w:spacing w:after="40"/>
-        <w:ind w:left="576"/>
-      </w:pPr>
-      <w:r>
-        <w:rPr>
-          <w:b w:val="false"/>
-          <w:bCs w:val="false"/>
-        </w:rPr>
-        <w:t xml:space="preserve">A. </w:t>
-      </w:r>
-      <w:r>
-        <w:rPr>
-          <w:b w:val="false"/>
-          <w:bCs w:val="false"/>
-        </w:rPr>
-        <w:t xml:space="preserve">A value shown in parentheses, e.g. (25)</w:t>
-      </w:r>
-    </w:p>
-    <w:p>
-      <w:pPr>
-        <w:spacing w:after="40"/>
-        <w:ind w:left="576"/>
-      </w:pPr>
-      <w:r>
-        <w:rPr>
-          <w:b w:val="false"/>
-          <w:bCs w:val="false"/>
-        </w:rPr>
-        <w:t xml:space="preserve">B. </w:t>
-      </w:r>
-      <w:r>
-        <w:rPr>
-          <w:b w:val="false"/>
-          <w:bCs w:val="false"/>
-        </w:rPr>
-        <w:t xml:space="preserve">A value boxed in a rectangle, e.g. [25]</w:t>
-      </w:r>
-    </w:p>
-    <w:p>
-      <w:pPr>
-        <w:spacing w:after="40"/>
-        <w:ind w:left="576"/>
-      </w:pPr>
-      <w:r>
-        <w:rPr>
-          <w:b w:val="false"/>
-          <w:bCs w:val="false"/>
-        </w:rPr>
-        <w:t xml:space="preserve">C. </w:t>
-      </w:r>
-      <w:r>
-        <w:rPr>
-          <w:b w:val="false"/>
-          <w:bCs w:val="false"/>
-        </w:rPr>
-        <w:t xml:space="preserve">A value followed by ±, e.g. 25 ±0.1</w:t>
-      </w:r>
-    </w:p>
-    <w:p>
-      <w:pPr>
-        <w:spacing w:after="40"/>
-        <w:ind w:left="576"/>
-      </w:pPr>
-      <w:r>
-        <w:rPr>
-          <w:b w:val="false"/>
-          <w:bCs w:val="false"/>
-        </w:rPr>
-        <w:t xml:space="preserve">D. </w:t>
-      </w:r>
-      <w:r>
-        <w:rPr>
-          <w:b w:val="false"/>
-          <w:bCs w:val="false"/>
-        </w:rPr>
-        <w:t xml:space="preserve">A value with the ⌀ symbol, e.g. ⌀ 25</w:t>
+        <w:t xml:space="preserve">  —  Applied — Sourcing</w:t>
+      </w:r>
+    </w:p>
+    <w:p>
+      <w:pPr>
+        <w:spacing w:after="60"/>
+      </w:pPr>
+      <w:r>
+        <w:t xml:space="preserve">Why does importing a fastener model from an online repository like McMaster-Carr (with a real part number) strengthen a bill of materials, compared to modeling a generic bolt from scratch? What limitation do imported models typically have once brought into your assembly?</w:t>
       </w:r>
     </w:p>
     <w:p>
@@ -655,7 +495,7 @@
           <w:bCs/>
           <w:color w:val="1e3a5f"/>
         </w:rPr>
-        <w:t xml:space="preserve">Unit 3 — Design for Assembly (DFA)</w:t>
+        <w:t>Unit 3 — Design for Manufacturing (DFM)</w:t>
       </w:r>
     </w:p>
     <w:p>
@@ -670,180 +510,7 @@
           <w:sz w:val="20"/>
           <w:szCs w:val="20"/>
         </w:rPr>
-        <w:t xml:space="preserve">Weeks 11–13. Assessment: Unit 3 Quiz, Week 13.</w:t>
-      </w:r>
-    </w:p>
-    <w:p>
-      <w:pPr>
-        <w:spacing w:after="40" w:before="160"/>
-      </w:pPr>
-      <w:r>
-        <w:rPr>
-          <w:b/>
-          <w:bCs/>
-        </w:rPr>
-        <w:t xml:space="preserve">Question 1</w:t>
-      </w:r>
-      <w:r>
-        <w:rPr>
-          <w:i/>
-          <w:iCs/>
-          <w:color w:val="374151"/>
-        </w:rPr>
-        <w:t xml:space="preserve">  —  Short Answer — Mates &amp; DOF</w:t>
-      </w:r>
-    </w:p>
-    <w:p>
-      <w:pPr>
-        <w:spacing w:after="60"/>
-      </w:pPr>
-      <w:r>
-        <w:t xml:space="preserve">A free rigid body has 6 degrees of freedom. Explain how a concentric mate plus a coincident mate, applied together to two cylindrical parts being assembled, reduce those degrees of freedom.</w:t>
-      </w:r>
-    </w:p>
-    <w:p>
-      <w:pPr>
-        <w:spacing w:after="40" w:before="160"/>
-      </w:pPr>
-      <w:r>
-        <w:rPr>
-          <w:b/>
-          <w:bCs/>
-        </w:rPr>
-        <w:t xml:space="preserve">Question 2</w:t>
-      </w:r>
-      <w:r>
-        <w:rPr>
-          <w:i/>
-          <w:iCs/>
-          <w:color w:val="374151"/>
-        </w:rPr>
-        <w:t xml:space="preserve">  —  Applied — Joining Method Selection</w:t>
-      </w:r>
-    </w:p>
-    <w:p>
-      <w:pPr>
-        <w:spacing w:after="60"/>
-      </w:pPr>
-      <w:r>
-        <w:t xml:space="preserve">You are designing a 3D-printed plastic enclosure that must be assembled and disassembled multiple times for maintenance, using threaded fasteners into printed bosses. What minimum thread engagement depth should you plan for relative to the screw diameter, and why might a heat-set threaded insert be preferred over threading directly into the printed plastic?</w:t>
-      </w:r>
-    </w:p>
-    <w:p>
-      <w:pPr>
-        <w:spacing w:after="40" w:before="160"/>
-      </w:pPr>
-      <w:r>
-        <w:rPr>
-          <w:b/>
-          <w:bCs/>
-        </w:rPr>
-        <w:t xml:space="preserve">Question 3</w:t>
-      </w:r>
-      <w:r>
-        <w:rPr>
-          <w:i/>
-          <w:iCs/>
-          <w:color w:val="374151"/>
-        </w:rPr>
-        <w:t xml:space="preserve">  —  Applied — Joining Method Selection</w:t>
-      </w:r>
-    </w:p>
-    <w:p>
-      <w:pPr>
-        <w:spacing w:after="60"/>
-      </w:pPr>
-      <w:r>
-        <w:t xml:space="preserve">A design needs a joint that flexes repeatedly to allow opening and closing, without a separate hinge pin or hardware. Which joining approach fits this need, what is this joint type called, and which two plastics are specifically noted as tolerating repeated flexing?</w:t>
-      </w:r>
-    </w:p>
-    <w:p>
-      <w:pPr>
-        <w:spacing w:after="40" w:before="160"/>
-      </w:pPr>
-      <w:r>
-        <w:rPr>
-          <w:b/>
-          <w:bCs/>
-        </w:rPr>
-        <w:t xml:space="preserve">Question 4</w:t>
-      </w:r>
-      <w:r>
-        <w:rPr>
-          <w:i/>
-          <w:iCs/>
-          <w:color w:val="374151"/>
-        </w:rPr>
-        <w:t xml:space="preserve">  —  Short Answer — DFA / BOM</w:t>
-      </w:r>
-    </w:p>
-    <w:p>
-      <w:pPr>
-        <w:spacing w:after="60"/>
-      </w:pPr>
-      <w:r>
-        <w:t xml:space="preserve">Using a housing / cover plate / gasket / fastener BOM as a reference, explain why both “reducing part count” and “preferring off-the-shelf components” are DFA principles that reduce assembly cost.</w:t>
-      </w:r>
-    </w:p>
-    <w:p>
-      <w:pPr>
-        <w:spacing w:after="40" w:before="160"/>
-      </w:pPr>
-      <w:r>
-        <w:rPr>
-          <w:b/>
-          <w:bCs/>
-        </w:rPr>
-        <w:t xml:space="preserve">Question 5</w:t>
-      </w:r>
-      <w:r>
-        <w:rPr>
-          <w:i/>
-          <w:iCs/>
-          <w:color w:val="374151"/>
-        </w:rPr>
-        <w:t xml:space="preserve">  —  Applied — Sourcing</w:t>
-      </w:r>
-    </w:p>
-    <w:p>
-      <w:pPr>
-        <w:spacing w:after="60"/>
-      </w:pPr>
-      <w:r>
-        <w:t xml:space="preserve">Why does importing a fastener model from an online repository like McMaster-Carr (with a real part number) strengthen a bill of materials, compared to modeling a generic bolt from scratch? What limitation do imported models typically have once brought into your assembly?</w:t>
-      </w:r>
-    </w:p>
-    <w:p>
-      <w:pPr>
-        <w:pStyle w:val="Heading1"/>
-        <w:pageBreakBefore/>
-        <w:pBdr>
-          <w:bottom w:val="single" w:color="1e3a5f" w:sz="6" w:space="4"/>
-        </w:pBdr>
-        <w:spacing w:after="80" w:before="400"/>
-      </w:pPr>
-      <w:r>
-        <w:rPr>
-          <w:b/>
-          <w:bCs/>
-          <w:color w:val="1e3a5f"/>
-        </w:rPr>
-        <w:t xml:space="preserve">Unit 4 — Design for Manufacturing (DFM)</w:t>
-      </w:r>
-    </w:p>
-    <w:p>
-      <w:pPr>
-        <w:spacing w:after="200"/>
-      </w:pPr>
-      <w:r>
-        <w:rPr>
-          <w:i/>
-          <w:iCs/>
-          <w:color w:val="6b7280"/>
-          <w:sz w:val="20"/>
-          <w:szCs w:val="20"/>
-        </w:rPr>
-        <w:t xml:space="preserve">Weeks 14–16. Assessment: Unit 4 Quiz, Week 16.</w:t>
+        <w:t>Weeks 12–16. Assessment: Unit 3 Quiz, Week 16.</w:t>
       </w:r>
     </w:p>
     <w:p>
@@ -1215,7 +882,7 @@
           <w:bCs/>
           <w:color w:val="1e3a5f"/>
         </w:rPr>
-        <w:t xml:space="preserve">Unit 2 — CAD Advanced</w:t>
+        <w:t>Unit 2 — Design for Assembly (DFA)</w:t>
       </w:r>
     </w:p>
     <w:p>
@@ -1228,86 +895,6 @@
           <w:bCs/>
         </w:rPr>
         <w:t xml:space="preserve">Q1. </w:t>
-      </w:r>
-    </w:p>
-    <w:p>
-      <w:pPr>
-        <w:spacing w:after="40"/>
-        <w:ind w:left="576"/>
-      </w:pPr>
-      <w:r>
-        <w:rPr>
-          <w:b w:val="false"/>
-          <w:bCs w:val="false"/>
-        </w:rPr>
-        <w:t xml:space="preserve">A. </w:t>
-      </w:r>
-      <w:r>
-        <w:rPr>
-          <w:b w:val="false"/>
-          <w:bCs w:val="false"/>
-        </w:rPr>
-        <w:t xml:space="preserve">Hatched, exactly like the solid material around it</w:t>
-      </w:r>
-    </w:p>
-    <w:p>
-      <w:pPr>
-        <w:spacing w:after="40"/>
-        <w:ind w:left="576"/>
-      </w:pPr>
-      <w:r>
-        <w:rPr>
-          <w:b/>
-          <w:bCs/>
-        </w:rPr>
-        <w:t xml:space="preserve">B. </w:t>
-      </w:r>
-      <w:r>
-        <w:rPr>
-          <w:b/>
-          <w:bCs/>
-        </w:rPr>
-        <w:t xml:space="preserve">Not hatched — ribs, webs, fasteners, shafts, and pins are conventionally left unhatched even when the cutting plane passes through them</w:t>
-      </w:r>
-    </w:p>
-    <w:p>
-      <w:pPr>
-        <w:spacing w:after="40"/>
-        <w:ind w:left="576"/>
-      </w:pPr>
-      <w:r>
-        <w:rPr>
-          <w:b w:val="false"/>
-          <w:bCs w:val="false"/>
-        </w:rPr>
-        <w:t xml:space="preserve">C. </w:t>
-      </w:r>
-      <w:r>
-        <w:rPr>
-          <w:b w:val="false"/>
-          <w:bCs w:val="false"/>
-        </w:rPr>
-        <w:t xml:space="preserve">Shown with a dashed hidden-line outline only</w:t>
-      </w:r>
-    </w:p>
-    <w:p>
-      <w:pPr>
-        <w:spacing w:after="40"/>
-        <w:ind w:left="576"/>
-      </w:pPr>
-      <w:r>
-        <w:rPr>
-          <w:b w:val="false"/>
-          <w:bCs w:val="false"/>
-        </w:rPr>
-        <w:t xml:space="preserve">D. </w:t>
-      </w:r>
-      <w:r>
-        <w:rPr>
-          <w:b w:val="false"/>
-          <w:bCs w:val="false"/>
-        </w:rPr>
-        <w:t xml:space="preserve">Omitted from the section view entirely</w:t>
       </w:r>
     </w:p>
     <w:p>
@@ -1316,7 +903,7 @@
         <w:ind w:left="215"/>
       </w:pPr>
       <w:r>
-        <w:t xml:space="preserve">B — ribs, webs, and similar thin support features (along with fasteners, shafts, and pins) are conventionally never hatched in a section view even when the cutting plane passes through them, because hatching them would misleadingly suggest they are solid, uninterrupted material and would clutter/obscure the drawing.</w:t>
+        <w:t xml:space="preserve">A concentric mate aligns the two parts' cylindrical axes, removing the two translational degrees of freedom perpendicular to that axis (and constraining rotation about the two axes perpendicular to it), leaving the parts free to slide along and rotate about the shared axis. A coincident mate (e.g., mating a face of one part flush to a face of the other) then removes the remaining translational degree of freedom along that axis. Together, the two mates can reduce the pair from 6 DOF down to a single rotational degree of freedom about the shared axis (or fully fix it, if rotation is also constrained by another feature).</w:t>
       </w:r>
     </w:p>
     <w:p>
@@ -1337,7 +924,7 @@
         <w:ind w:left="215"/>
       </w:pPr>
       <w:r>
-        <w:t xml:space="preserve">An auxiliary view is needed when a surface is inclined relative to all principal viewing planes, so none of the six standard views shows that surface in its true shape/size — a primary auxiliary view is projected perpendicular to the inclined surface to reveal its true shape. The reference-plane method transfers measurements (depths/widths) across the fold line from an adjacent view into the auxiliary view, letting you construct the auxiliary view accurately without re-measuring from the 3D part.</w:t>
+        <w:t xml:space="preserve">Plan for roughly 1.5–2× the screw diameter as the minimum thread engagement depth. A heat-set insert (a brass insert pressed in with a soldering iron) is often preferred over threading directly into printed plastic because printed plastic threads wear out and strip after repeated assembly/disassembly cycles, whereas a metal insert provides a durable, reusable thread that tolerates repeated maintenance cycles without degrading the boss.</w:t>
       </w:r>
     </w:p>
     <w:p>
@@ -1358,7 +945,7 @@
         <w:ind w:left="215"/>
       </w:pPr>
       <w:r>
-        <w:t xml:space="preserve">1/4 = major (nominal) diameter, 1/4 inch. 20 = threads per inch (pitch). UNC = Unified National Coarse thread series. 2A = class of fit (class 2, external thread — the “A” denotes external; “B” would denote internal). Together the callout fully specifies an external, coarse-pitch, 1/4-inch-diameter thread with a class 2 fit.</w:t>
+        <w:t xml:space="preserve">A compliant mechanism / living hinge is the appropriate approach — a thin, flexible section of material molded or printed as one piece with the surrounding part, allowing repeated flexing without added hardware. PP (polypropylene) and PE (polyethylene) are the two materials specifically noted as tolerating repeated flexing without fatigue-cracking.</w:t>
       </w:r>
     </w:p>
     <w:p>
@@ -1379,7 +966,7 @@
         <w:ind w:left="215"/>
       </w:pPr>
       <w:r>
-        <w:t xml:space="preserve">⌀ 25 H7/p6 is a close/interference fit — the shaft is sized so there is effectively zero (or negative) clearance; assembly typically requires pressing or light tapping, and the parts will not spin or slide freely once mated. ⌀ 25 H11/c11 is a loose/clearance fit — a visible gap exists between shaft and hole, giving a free-running clearance fit that the parts can be assembled and rotated/slid by hand with no force needed.</w:t>
+        <w:t xml:space="preserve">Reducing part count means fewer items to source, inspect, handle, and mate during assembly — each additional unique part adds handling time, potential for error, and inventory/BOM complexity. Preferring off-the-shelf components (like a standard socket head cap screw, HW-0425) avoids the cost and lead time of custom-manufacturing a part that a catalog item already satisfies, and standard hardware is typically cheaper, better documented, and easier to replace than a custom equivalent.</w:t>
       </w:r>
     </w:p>
     <w:p>
@@ -1392,86 +979,6 @@
           <w:bCs/>
         </w:rPr>
         <w:t xml:space="preserve">Q5. </w:t>
-      </w:r>
-    </w:p>
-    <w:p>
-      <w:pPr>
-        <w:spacing w:after="40"/>
-        <w:ind w:left="576"/>
-      </w:pPr>
-      <w:r>
-        <w:rPr>
-          <w:b w:val="false"/>
-          <w:bCs w:val="false"/>
-        </w:rPr>
-        <w:t xml:space="preserve">A. </w:t>
-      </w:r>
-      <w:r>
-        <w:rPr>
-          <w:b w:val="false"/>
-          <w:bCs w:val="false"/>
-        </w:rPr>
-        <w:t xml:space="preserve">A value shown in parentheses, e.g. (25)</w:t>
-      </w:r>
-    </w:p>
-    <w:p>
-      <w:pPr>
-        <w:spacing w:after="40"/>
-        <w:ind w:left="576"/>
-      </w:pPr>
-      <w:r>
-        <w:rPr>
-          <w:b/>
-          <w:bCs/>
-        </w:rPr>
-        <w:t xml:space="preserve">B. </w:t>
-      </w:r>
-      <w:r>
-        <w:rPr>
-          <w:b/>
-          <w:bCs/>
-        </w:rPr>
-        <w:t xml:space="preserve">A value boxed in a rectangle, e.g. [25]</w:t>
-      </w:r>
-    </w:p>
-    <w:p>
-      <w:pPr>
-        <w:spacing w:after="40"/>
-        <w:ind w:left="576"/>
-      </w:pPr>
-      <w:r>
-        <w:rPr>
-          <w:b w:val="false"/>
-          <w:bCs w:val="false"/>
-        </w:rPr>
-        <w:t xml:space="preserve">C. </w:t>
-      </w:r>
-      <w:r>
-        <w:rPr>
-          <w:b w:val="false"/>
-          <w:bCs w:val="false"/>
-        </w:rPr>
-        <w:t xml:space="preserve">A value followed by ±, e.g. 25 ±0.1</w:t>
-      </w:r>
-    </w:p>
-    <w:p>
-      <w:pPr>
-        <w:spacing w:after="40"/>
-        <w:ind w:left="576"/>
-      </w:pPr>
-      <w:r>
-        <w:rPr>
-          <w:b w:val="false"/>
-          <w:bCs w:val="false"/>
-        </w:rPr>
-        <w:t xml:space="preserve">D. </w:t>
-      </w:r>
-      <w:r>
-        <w:rPr>
-          <w:b w:val="false"/>
-          <w:bCs w:val="false"/>
-        </w:rPr>
-        <w:t xml:space="preserve">A value with the ⌀ symbol, e.g. ⌀ 25</w:t>
       </w:r>
     </w:p>
     <w:p>
@@ -1480,7 +987,7 @@
         <w:ind w:left="215"/>
       </w:pPr>
       <w:r>
-        <w:t xml:space="preserve">B — a boxed value like [25] is a basic dimension: a theoretically exact value used as the reference for a GD&amp;T tolerance zone, carrying no tolerance of its own. A value in parentheses, like (25), is a reference dimension provided for information only and is not toleranced or used for inspection.</w:t>
+        <w:t xml:space="preserve">An imported model with a real part number strengthens the BOM because it ties directly to a purchasable, verifiable catalog item — anyone building the assembly can order the exact part, rather than guessing at dimensions from a hand-modeled generic bolt that may not match anything actually manufactured. The limitation is that imported models are typically “dumb” solids: they carry no feature history/parametric tree, so they can be positioned and mated but not easily edited or re-parameterized within your CAD system.</w:t>
       </w:r>
     </w:p>
     <w:p>
@@ -1495,127 +1002,7 @@
           <w:bCs/>
           <w:color w:val="1e3a5f"/>
         </w:rPr>
-        <w:t xml:space="preserve">Unit 3 — Design for Assembly (DFA)</w:t>
-      </w:r>
-    </w:p>
-    <w:p>
-      <w:pPr>
-        <w:spacing w:after="30" w:before="100"/>
-      </w:pPr>
-      <w:r>
-        <w:rPr>
-          <w:b/>
-          <w:bCs/>
-        </w:rPr>
-        <w:t xml:space="preserve">Q1. </w:t>
-      </w:r>
-    </w:p>
-    <w:p>
-      <w:pPr>
-        <w:spacing w:after="100"/>
-        <w:ind w:left="215"/>
-      </w:pPr>
-      <w:r>
-        <w:t xml:space="preserve">A concentric mate aligns the two parts' cylindrical axes, removing the two translational degrees of freedom perpendicular to that axis (and constraining rotation about the two axes perpendicular to it), leaving the parts free to slide along and rotate about the shared axis. A coincident mate (e.g., mating a face of one part flush to a face of the other) then removes the remaining translational degree of freedom along that axis. Together, the two mates can reduce the pair from 6 DOF down to a single rotational degree of freedom about the shared axis (or fully fix it, if rotation is also constrained by another feature).</w:t>
-      </w:r>
-    </w:p>
-    <w:p>
-      <w:pPr>
-        <w:spacing w:after="30" w:before="100"/>
-      </w:pPr>
-      <w:r>
-        <w:rPr>
-          <w:b/>
-          <w:bCs/>
-        </w:rPr>
-        <w:t xml:space="preserve">Q2. </w:t>
-      </w:r>
-    </w:p>
-    <w:p>
-      <w:pPr>
-        <w:spacing w:after="100"/>
-        <w:ind w:left="215"/>
-      </w:pPr>
-      <w:r>
-        <w:t xml:space="preserve">Plan for roughly 1.5–2× the screw diameter as the minimum thread engagement depth. A heat-set insert (a brass insert pressed in with a soldering iron) is often preferred over threading directly into printed plastic because printed plastic threads wear out and strip after repeated assembly/disassembly cycles, whereas a metal insert provides a durable, reusable thread that tolerates repeated maintenance cycles without degrading the boss.</w:t>
-      </w:r>
-    </w:p>
-    <w:p>
-      <w:pPr>
-        <w:spacing w:after="30" w:before="100"/>
-      </w:pPr>
-      <w:r>
-        <w:rPr>
-          <w:b/>
-          <w:bCs/>
-        </w:rPr>
-        <w:t xml:space="preserve">Q3. </w:t>
-      </w:r>
-    </w:p>
-    <w:p>
-      <w:pPr>
-        <w:spacing w:after="100"/>
-        <w:ind w:left="215"/>
-      </w:pPr>
-      <w:r>
-        <w:t xml:space="preserve">A compliant mechanism / living hinge is the appropriate approach — a thin, flexible section of material molded or printed as one piece with the surrounding part, allowing repeated flexing without added hardware. PP (polypropylene) and PE (polyethylene) are the two materials specifically noted as tolerating repeated flexing without fatigue-cracking.</w:t>
-      </w:r>
-    </w:p>
-    <w:p>
-      <w:pPr>
-        <w:spacing w:after="30" w:before="100"/>
-      </w:pPr>
-      <w:r>
-        <w:rPr>
-          <w:b/>
-          <w:bCs/>
-        </w:rPr>
-        <w:t xml:space="preserve">Q4. </w:t>
-      </w:r>
-    </w:p>
-    <w:p>
-      <w:pPr>
-        <w:spacing w:after="100"/>
-        <w:ind w:left="215"/>
-      </w:pPr>
-      <w:r>
-        <w:t xml:space="preserve">Reducing part count means fewer items to source, inspect, handle, and mate during assembly — each additional unique part adds handling time, potential for error, and inventory/BOM complexity. Preferring off-the-shelf components (like a standard socket head cap screw, HW-0425) avoids the cost and lead time of custom-manufacturing a part that a catalog item already satisfies, and standard hardware is typically cheaper, better documented, and easier to replace than a custom equivalent.</w:t>
-      </w:r>
-    </w:p>
-    <w:p>
-      <w:pPr>
-        <w:spacing w:after="30" w:before="100"/>
-      </w:pPr>
-      <w:r>
-        <w:rPr>
-          <w:b/>
-          <w:bCs/>
-        </w:rPr>
-        <w:t xml:space="preserve">Q5. </w:t>
-      </w:r>
-    </w:p>
-    <w:p>
-      <w:pPr>
-        <w:spacing w:after="100"/>
-        <w:ind w:left="215"/>
-      </w:pPr>
-      <w:r>
-        <w:t xml:space="preserve">An imported model with a real part number strengthens the BOM because it ties directly to a purchasable, verifiable catalog item — anyone building the assembly can order the exact part, rather than guessing at dimensions from a hand-modeled generic bolt that may not match anything actually manufactured. The limitation is that imported models are typically “dumb” solids: they carry no feature history/parametric tree, so they can be positioned and mated but not easily edited or re-parameterized within your CAD system.</w:t>
-      </w:r>
-    </w:p>
-    <w:p>
-      <w:pPr>
-        <w:pStyle w:val="Heading2"/>
-        <w:pageBreakBefore/>
-        <w:spacing w:after="100" w:before="260"/>
-      </w:pPr>
-      <w:r>
-        <w:rPr>
-          <w:b/>
-          <w:bCs/>
-          <w:color w:val="1e3a5f"/>
-        </w:rPr>
-        <w:t xml:space="preserve">Unit 4 — Design for Manufacturing (DFM)</w:t>
+        <w:t>Unit 3 — Design for Manufacturing (DFM)</w:t>
       </w:r>
     </w:p>
     <w:p>

--- a/MECH151_techDesign/unitQuizzes/MECH151_Unit_Competency_Questions.docx
+++ b/MECH151_techDesign/unitQuizzes/MECH151_Unit_Competency_Questions.docx
@@ -51,7 +51,7 @@
         <w:spacing w:after="200"/>
       </w:pPr>
       <w:r>
-        <w:t>Each unit below carries five questions blending recall (multiple choice / identification), explanation (short answer), and applied reasoning (scenario, calculation, or design judgment), matching the three unit quizzes on the syllabus (Weeks 8, 11, 16). A single answer key with brief rationale for every question, grouped by unit, appears at the end of this document.</w:t>
+        <w:t>Each unit below carries five questions blending recall (multiple choice / identification), explanation (short answer), and applied reasoning (scenario, calculation, or design judgment), matching the three unit competency checks on the syllabus (Weeks 8, 11, 16). A single answer key with brief rationale for every question, grouped by unit, appears at the end of this document.</w:t>
       </w:r>
     </w:p>
     <w:p>
@@ -84,7 +84,7 @@
           <w:sz w:val="20"/>
           <w:szCs w:val="20"/>
         </w:rPr>
-        <w:t>Weeks 4–8. Assessment: Unit 1 Quiz, Week 8.</w:t>
+        <w:t>Weeks 4–8. Assessment: Unit 1 Competency Check, Week 8.</w:t>
       </w:r>
     </w:p>
     <w:p>
@@ -337,7 +337,7 @@
           <w:sz w:val="20"/>
           <w:szCs w:val="20"/>
         </w:rPr>
-        <w:t>Weeks 8–11. Assessment: Unit 2 Quiz, Week 11.</w:t>
+        <w:t>Weeks 8–11. Assessment: Unit 2 Competency Check, Week 11.</w:t>
       </w:r>
     </w:p>
     <w:p>
@@ -510,7 +510,7 @@
           <w:sz w:val="20"/>
           <w:szCs w:val="20"/>
         </w:rPr>
-        <w:t>Weeks 12–16. Assessment: Unit 3 Quiz, Week 16.</w:t>
+        <w:t>Weeks 12–16. Assessment: Unit 3 Competency Check, Week 16.</w:t>
       </w:r>
     </w:p>
     <w:p>
